--- a/Documentation/E2_SoftwareModeling_&_DesignSpecifications.docx
+++ b/Documentation/E2_SoftwareModeling_&_DesignSpecifications.docx
@@ -12,64 +12,18 @@
         <w:rPr>
           <w:noProof/>
         </w:rPr>
-        <w:drawing>
-          <wp:anchor distT="0" distB="0" distL="114300" distR="114300" simplePos="0" relativeHeight="251658240" behindDoc="0" locked="0" layoutInCell="1" allowOverlap="0" wp14:anchorId="2453E11B" wp14:editId="7ADF4380">
-            <wp:simplePos x="0" y="0"/>
-            <wp:positionH relativeFrom="margin">
-              <wp:posOffset>-855662</wp:posOffset>
-            </wp:positionH>
-            <wp:positionV relativeFrom="topMargin">
-              <wp:posOffset>47625</wp:posOffset>
-            </wp:positionV>
-            <wp:extent cx="6123305" cy="801370"/>
-            <wp:effectExtent l="0" t="0" r="0" b="0"/>
-            <wp:wrapTopAndBottom/>
-            <wp:docPr id="12500" name="Picture 12500"/>
-            <wp:cNvGraphicFramePr/>
-            <a:graphic xmlns:a="http://schemas.openxmlformats.org/drawingml/2006/main">
-              <a:graphicData uri="http://schemas.openxmlformats.org/drawingml/2006/picture">
-                <pic:pic xmlns:pic="http://schemas.openxmlformats.org/drawingml/2006/picture">
-                  <pic:nvPicPr>
-                    <pic:cNvPr id="12500" name="Picture 12500"/>
-                    <pic:cNvPicPr/>
-                  </pic:nvPicPr>
-                  <pic:blipFill>
-                    <a:blip r:embed="rId7"/>
-                    <a:stretch>
-                      <a:fillRect/>
-                    </a:stretch>
-                  </pic:blipFill>
-                  <pic:spPr>
-                    <a:xfrm>
-                      <a:off x="0" y="0"/>
-                      <a:ext cx="6123305" cy="801370"/>
-                    </a:xfrm>
-                    <a:prstGeom prst="rect">
-                      <a:avLst/>
-                    </a:prstGeom>
-                  </pic:spPr>
-                </pic:pic>
-              </a:graphicData>
-            </a:graphic>
-          </wp:anchor>
-        </w:drawing>
-      </w:r>
-      <w:r>
-        <w:rPr>
-          <w:noProof/>
-        </w:rPr>
         <mc:AlternateContent>
           <mc:Choice Requires="wps">
             <w:drawing>
-              <wp:anchor distT="0" distB="0" distL="114300" distR="114300" simplePos="0" relativeHeight="251661312" behindDoc="0" locked="0" layoutInCell="1" allowOverlap="1" wp14:anchorId="43B35D13" wp14:editId="13D61975">
+              <wp:anchor distT="0" distB="0" distL="114300" distR="114300" simplePos="0" relativeHeight="251661312" behindDoc="0" locked="0" layoutInCell="1" allowOverlap="1" wp14:anchorId="43B35D13" wp14:editId="01FB6ACC">
                 <wp:simplePos x="0" y="0"/>
                 <wp:positionH relativeFrom="column">
-                  <wp:posOffset>2097088</wp:posOffset>
+                  <wp:posOffset>2097087</wp:posOffset>
                 </wp:positionH>
                 <wp:positionV relativeFrom="paragraph">
                   <wp:posOffset>1100137</wp:posOffset>
                 </wp:positionV>
-                <wp:extent cx="3272790" cy="223837"/>
+                <wp:extent cx="3305175" cy="676275"/>
                 <wp:effectExtent l="0" t="0" r="0" b="0"/>
                 <wp:wrapNone/>
                 <wp:docPr id="15" name="Rectangle 15"/>
@@ -81,7 +35,7 @@
                       <wps:spPr>
                         <a:xfrm>
                           <a:off x="0" y="0"/>
-                          <a:ext cx="3272790" cy="223837"/>
+                          <a:ext cx="3305175" cy="676275"/>
                         </a:xfrm>
                         <a:prstGeom prst="rect">
                           <a:avLst/>
@@ -135,14 +89,63 @@
                               <w:t>m Membership Management System</w:t>
                             </w:r>
                           </w:p>
+                          <w:p>
+                            <w:pPr>
+                              <w:spacing w:after="160"/>
+                              <w:ind w:left="0" w:firstLine="0"/>
+                              <w:jc w:val="left"/>
+                              <w:rPr>
+                                <w:rFonts w:ascii="Times New Roman" w:hAnsi="Times New Roman" w:cs="Times New Roman"/>
+                                <w:b/>
+                                <w:color w:val="auto"/>
+                                <w:sz w:val="28"/>
+                                <w:szCs w:val="28"/>
+                              </w:rPr>
+                            </w:pPr>
+                            <w:r>
+                              <w:rPr>
+                                <w:rFonts w:ascii="Times New Roman" w:hAnsi="Times New Roman" w:cs="Times New Roman"/>
+                                <w:b/>
+                                <w:color w:val="auto"/>
+                                <w:sz w:val="28"/>
+                                <w:szCs w:val="28"/>
+                              </w:rPr>
+                              <w:t>Team: “</w:t>
+                            </w:r>
+                            <w:proofErr w:type="spellStart"/>
+                            <w:r>
+                              <w:rPr>
+                                <w:rFonts w:ascii="Times New Roman" w:hAnsi="Times New Roman" w:cs="Times New Roman"/>
+                                <w:b/>
+                                <w:color w:val="auto"/>
+                                <w:sz w:val="28"/>
+                                <w:szCs w:val="28"/>
+                              </w:rPr>
+                              <w:t>GymTech</w:t>
+                            </w:r>
+                            <w:proofErr w:type="spellEnd"/>
+                            <w:r>
+                              <w:rPr>
+                                <w:rFonts w:ascii="Times New Roman" w:hAnsi="Times New Roman" w:cs="Times New Roman"/>
+                                <w:b/>
+                                <w:color w:val="auto"/>
+                                <w:sz w:val="28"/>
+                                <w:szCs w:val="28"/>
+                              </w:rPr>
+                              <w:t>”</w:t>
+                            </w:r>
+                          </w:p>
                         </w:txbxContent>
                       </wps:txbx>
-                      <wps:bodyPr horzOverflow="overflow" vert="horz" lIns="0" tIns="0" rIns="0" bIns="0" rtlCol="0">
+                      <wps:bodyPr horzOverflow="overflow" vert="horz" wrap="square" lIns="0" tIns="0" rIns="0" bIns="0" rtlCol="0">
                         <a:noAutofit/>
                       </wps:bodyPr>
                     </wps:wsp>
                   </a:graphicData>
                 </a:graphic>
+                <wp14:sizeRelH relativeFrom="margin">
+                  <wp14:pctWidth>0</wp14:pctWidth>
+                </wp14:sizeRelH>
                 <wp14:sizeRelV relativeFrom="margin">
                   <wp14:pctHeight>0</wp14:pctHeight>
                 </wp14:sizeRelV>
@@ -151,7 +154,7 @@
           </mc:Choice>
           <mc:Fallback>
             <w:pict>
-              <v:rect w14:anchorId="43B35D13" id="Rectangle 15" o:spid="_x0000_s1026" style="position:absolute;left:0;text-align:left;margin-left:165.15pt;margin-top:86.6pt;width:257.7pt;height:17.6pt;z-index:251661312;visibility:visible;mso-wrap-style:square;mso-height-percent:0;mso-wrap-distance-left:9pt;mso-wrap-distance-top:0;mso-wrap-distance-right:9pt;mso-wrap-distance-bottom:0;mso-position-horizontal:absolute;mso-position-horizontal-relative:text;mso-position-vertical:absolute;mso-position-vertical-relative:text;mso-height-percent:0;mso-height-relative:margin;v-text-anchor:top" o:gfxdata="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" filled="f" stroked="f">
+              <v:rect w14:anchorId="43B35D13" id="Rectangle 15" o:spid="_x0000_s1026" style="position:absolute;left:0;text-align:left;margin-left:165.1pt;margin-top:86.6pt;width:260.25pt;height:53.25pt;z-index:251661312;visibility:visible;mso-wrap-style:square;mso-width-percent:0;mso-height-percent:0;mso-wrap-distance-left:9pt;mso-wrap-distance-top:0;mso-wrap-distance-right:9pt;mso-wrap-distance-bottom:0;mso-position-horizontal:absolute;mso-position-horizontal-relative:text;mso-position-vertical:absolute;mso-position-vertical-relative:text;mso-width-percent:0;mso-height-percent:0;mso-width-relative:margin;mso-height-relative:margin;v-text-anchor:top" o:gfxdata="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" filled="f" stroked="f">
                 <v:textbox inset="0,0,0,0">
                   <w:txbxContent>
                     <w:p>
@@ -197,6 +200,52 @@
                         <w:t>m Membership Management System</w:t>
                       </w:r>
                     </w:p>
+                    <w:p>
+                      <w:pPr>
+                        <w:spacing w:after="160"/>
+                        <w:ind w:left="0" w:firstLine="0"/>
+                        <w:jc w:val="left"/>
+                        <w:rPr>
+                          <w:rFonts w:ascii="Times New Roman" w:hAnsi="Times New Roman" w:cs="Times New Roman"/>
+                          <w:b/>
+                          <w:color w:val="auto"/>
+                          <w:sz w:val="28"/>
+                          <w:szCs w:val="28"/>
+                        </w:rPr>
+                      </w:pPr>
+                      <w:r>
+                        <w:rPr>
+                          <w:rFonts w:ascii="Times New Roman" w:hAnsi="Times New Roman" w:cs="Times New Roman"/>
+                          <w:b/>
+                          <w:color w:val="auto"/>
+                          <w:sz w:val="28"/>
+                          <w:szCs w:val="28"/>
+                        </w:rPr>
+                        <w:t>Team: “</w:t>
+                      </w:r>
+                      <w:proofErr w:type="spellStart"/>
+                      <w:r>
+                        <w:rPr>
+                          <w:rFonts w:ascii="Times New Roman" w:hAnsi="Times New Roman" w:cs="Times New Roman"/>
+                          <w:b/>
+                          <w:color w:val="auto"/>
+                          <w:sz w:val="28"/>
+                          <w:szCs w:val="28"/>
+                        </w:rPr>
+                        <w:t>GymTech</w:t>
+                      </w:r>
+                      <w:proofErr w:type="spellEnd"/>
+                      <w:r>
+                        <w:rPr>
+                          <w:rFonts w:ascii="Times New Roman" w:hAnsi="Times New Roman" w:cs="Times New Roman"/>
+                          <w:b/>
+                          <w:color w:val="auto"/>
+                          <w:sz w:val="28"/>
+                          <w:szCs w:val="28"/>
+                        </w:rPr>
+                        <w:t>”</w:t>
+                      </w:r>
+                    </w:p>
                   </w:txbxContent>
                 </v:textbox>
               </v:rect>
@@ -206,6 +255,52 @@
       </w:r>
       <w:r>
         <w:rPr>
+          <w:noProof/>
+        </w:rPr>
+        <w:drawing>
+          <wp:anchor distT="0" distB="0" distL="114300" distR="114300" simplePos="0" relativeHeight="251658240" behindDoc="0" locked="0" layoutInCell="1" allowOverlap="0" wp14:anchorId="2453E11B" wp14:editId="29474B85">
+            <wp:simplePos x="0" y="0"/>
+            <wp:positionH relativeFrom="margin">
+              <wp:posOffset>-855662</wp:posOffset>
+            </wp:positionH>
+            <wp:positionV relativeFrom="topMargin">
+              <wp:posOffset>47625</wp:posOffset>
+            </wp:positionV>
+            <wp:extent cx="6123305" cy="801370"/>
+            <wp:effectExtent l="0" t="0" r="0" b="0"/>
+            <wp:wrapTopAndBottom/>
+            <wp:docPr id="12500" name="Picture 12500"/>
+            <wp:cNvGraphicFramePr/>
+            <a:graphic xmlns:a="http://schemas.openxmlformats.org/drawingml/2006/main">
+              <a:graphicData uri="http://schemas.openxmlformats.org/drawingml/2006/picture">
+                <pic:pic xmlns:pic="http://schemas.openxmlformats.org/drawingml/2006/picture">
+                  <pic:nvPicPr>
+                    <pic:cNvPr id="12500" name="Picture 12500"/>
+                    <pic:cNvPicPr/>
+                  </pic:nvPicPr>
+                  <pic:blipFill>
+                    <a:blip r:embed="rId7"/>
+                    <a:stretch>
+                      <a:fillRect/>
+                    </a:stretch>
+                  </pic:blipFill>
+                  <pic:spPr>
+                    <a:xfrm>
+                      <a:off x="0" y="0"/>
+                      <a:ext cx="6123305" cy="801370"/>
+                    </a:xfrm>
+                    <a:prstGeom prst="rect">
+                      <a:avLst/>
+                    </a:prstGeom>
+                  </pic:spPr>
+                </pic:pic>
+              </a:graphicData>
+            </a:graphic>
+          </wp:anchor>
+        </w:drawing>
+      </w:r>
+      <w:r>
+        <w:rPr>
           <w:rFonts w:ascii="Calibri" w:eastAsia="Calibri" w:hAnsi="Calibri" w:cs="Calibri"/>
           <w:noProof/>
           <w:color w:val="000000"/>
@@ -214,7 +309,7 @@
         <mc:AlternateContent>
           <mc:Choice Requires="wpg">
             <w:drawing>
-              <wp:inline distT="0" distB="0" distL="0" distR="0" wp14:anchorId="098FD828" wp14:editId="2C5DE77B">
+              <wp:inline distT="0" distB="0" distL="0" distR="0" wp14:anchorId="098FD828" wp14:editId="2880C289">
                 <wp:extent cx="6033770" cy="1362075"/>
                 <wp:effectExtent l="0" t="0" r="24130" b="9525"/>
                 <wp:docPr id="8565" name="Group 8565"/>
@@ -667,7 +762,7 @@
         <mc:AlternateContent>
           <mc:Choice Requires="wpg">
             <w:drawing>
-              <wp:inline distT="0" distB="0" distL="0" distR="0" wp14:anchorId="421D700D" wp14:editId="7E607417">
+              <wp:inline distT="0" distB="0" distL="0" distR="0" wp14:anchorId="421D700D" wp14:editId="64ED03EF">
                 <wp:extent cx="5072460" cy="25400"/>
                 <wp:effectExtent l="0" t="0" r="0" b="0"/>
                 <wp:docPr id="8567" name="Group 8567"/>
@@ -735,13 +830,14 @@
               </wp:inline>
             </w:drawing>
           </mc:Choice>
-          <mc:Fallback xmlns:a="http://schemas.openxmlformats.org/drawingml/2006/main">
+          <mc:Fallback>
             <w:pict>
-              <v:group id="Group 8567" style="width:399.406pt;height:2pt;mso-position-horizontal-relative:char;mso-position-vertical-relative:line" coordsize="50724,254">
-                <v:shape id="Shape 18" style="position:absolute;width:50724;height:0;left:0;top:0;" coordsize="5072460,0" path="m0,0l5072460,0">
-                  <v:stroke weight="2pt" endcap="round" joinstyle="miter" miterlimit="10" on="true" color="#e8527a"/>
-                  <v:fill on="false" color="#000000" opacity="0"/>
+              <v:group w14:anchorId="2AE357E5" id="Group 8567" o:spid="_x0000_s1026" style="width:399.4pt;height:2pt;mso-position-horizontal-relative:char;mso-position-vertical-relative:line" coordsize="50724,254" o:gfxdata="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">
+                <v:shape id="Shape 18" o:spid="_x0000_s1027" style="position:absolute;width:50724;height:0;visibility:visible;mso-wrap-style:square;v-text-anchor:top" coordsize="5072460,0" o:gfxdata="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" path="m,l5072460,e" filled="f" strokecolor="#e8527a" strokeweight="2pt">
+                  <v:stroke miterlimit="83231f" joinstyle="miter" endcap="round"/>
+                  <v:path arrowok="t" textboxrect="0,0,5072460,0"/>
                 </v:shape>
+                <w10:anchorlock/>
               </v:group>
             </w:pict>
           </mc:Fallback>
@@ -1297,27 +1393,7 @@
           <w:szCs w:val="24"/>
           <w:shd w:val="clear" w:color="auto" w:fill="FFFFFF"/>
         </w:rPr>
-        <w:t xml:space="preserve"> Depending on the role, a user can be linked to a Member or a Trainer, but not necessarily to both.</w:t>
-      </w:r>
-      <w:r>
-        <w:rPr>
-          <w:rFonts w:ascii="Times New Roman" w:hAnsi="Times New Roman" w:cs="Times New Roman"/>
-          <w:color w:val="1F2328"/>
-          <w:sz w:val="24"/>
-          <w:szCs w:val="24"/>
-          <w:shd w:val="clear" w:color="auto" w:fill="FFFFFF"/>
-        </w:rPr>
-        <w:t xml:space="preserve"> </w:t>
-      </w:r>
-      <w:r>
-        <w:rPr>
-          <w:rFonts w:ascii="Times New Roman" w:hAnsi="Times New Roman" w:cs="Times New Roman"/>
-          <w:color w:val="1F2328"/>
-          <w:sz w:val="24"/>
-          <w:szCs w:val="24"/>
-          <w:shd w:val="clear" w:color="auto" w:fill="FFFFFF"/>
-        </w:rPr>
-        <w:t xml:space="preserve">The main functionality is around Members, Trainers, Subscriptions, Payments, and Attendance. A member can have multiple subscriptions, payments, and attendance records, which is why we use </w:t>
+        <w:t xml:space="preserve"> Depending on the role, a user can be linked to a Member or a Trainer, but not necessarily to both. The main functionality is around Members, Trainers, Subscriptions, Payments, and Attendance. A member can have multiple subscriptions, payments, and attendance records, which is why we use </w:t>
       </w:r>
       <w:r>
         <w:rPr>
@@ -1424,7 +1500,17 @@
           <w:b/>
           <w:szCs w:val="20"/>
         </w:rPr>
-        <w:t>UserAccount</w:t>
+        <w:t>Use</w:t>
+      </w:r>
+      <w:bookmarkStart w:id="0" w:name="_GoBack"/>
+      <w:bookmarkEnd w:id="0"/>
+      <w:r>
+        <w:rPr>
+          <w:rFonts w:ascii="Times New Roman" w:hAnsi="Times New Roman" w:cs="Times New Roman"/>
+          <w:b/>
+          <w:szCs w:val="20"/>
+        </w:rPr>
+        <w:t>rAccount</w:t>
       </w:r>
       <w:proofErr w:type="spellEnd"/>
       <w:r>
@@ -2030,15 +2116,7 @@
           <w:color w:val="808080"/>
           <w:sz w:val="18"/>
         </w:rPr>
-        <w:t xml:space="preserve">                           </w:t>
-      </w:r>
-      <w:r>
-        <w:rPr>
-          <w:i/>
-          <w:color w:val="808080"/>
-          <w:sz w:val="18"/>
-        </w:rPr>
-        <w:t>Figure 2 – Architecture Diagram</w:t>
+        <w:t xml:space="preserve">                           Figure 2 – Architecture Diagram</w:t>
       </w:r>
     </w:p>
     <w:p>
@@ -2354,6 +2432,12 @@
         </w:rPr>
         <w:t>.</w:t>
       </w:r>
+    </w:p>
+    <w:p>
+      <w:pPr>
+        <w:spacing w:after="283" w:line="264" w:lineRule="auto"/>
+        <w:ind w:right="1140"/>
+      </w:pPr>
     </w:p>
     <w:p>
       <w:pPr>
@@ -2479,16 +2563,7 @@
                                 <w:sz w:val="28"/>
                                 <w:szCs w:val="28"/>
                               </w:rPr>
-                              <w:t xml:space="preserve"> (ERD)</w:t>
-                            </w:r>
-                            <w:r>
-                              <w:rPr>
-                                <w:b/>
-                                <w:color w:val="FFFFFF"/>
-                                <w:sz w:val="28"/>
-                                <w:szCs w:val="28"/>
-                              </w:rPr>
-                              <w:t xml:space="preserve"> -&gt; </w:t>
+                              <w:t xml:space="preserve"> (ERD) -&gt; </w:t>
                             </w:r>
                             <w:r>
                               <w:rPr>
@@ -2597,16 +2672,7 @@
                           <w:sz w:val="28"/>
                           <w:szCs w:val="28"/>
                         </w:rPr>
-                        <w:t xml:space="preserve"> (ERD)</w:t>
-                      </w:r>
-                      <w:r>
-                        <w:rPr>
-                          <w:b/>
-                          <w:color w:val="FFFFFF"/>
-                          <w:sz w:val="28"/>
-                          <w:szCs w:val="28"/>
-                        </w:rPr>
-                        <w:t xml:space="preserve"> -&gt; </w:t>
+                        <w:t xml:space="preserve"> (ERD) -&gt; </w:t>
                       </w:r>
                       <w:r>
                         <w:rPr>
@@ -3049,16 +3115,7 @@
                                 <w:sz w:val="28"/>
                                 <w:szCs w:val="28"/>
                               </w:rPr>
-                              <w:t xml:space="preserve"> </w:t>
-                            </w:r>
-                            <w:r>
-                              <w:rPr>
-                                <w:b/>
-                                <w:color w:val="FFFFFF"/>
-                                <w:sz w:val="28"/>
-                                <w:szCs w:val="28"/>
-                              </w:rPr>
-                              <w:t xml:space="preserve">-&gt; </w:t>
+                              <w:t xml:space="preserve"> -&gt; </w:t>
                             </w:r>
                             <w:r>
                               <w:rPr>
@@ -3167,16 +3224,7 @@
                           <w:sz w:val="28"/>
                           <w:szCs w:val="28"/>
                         </w:rPr>
-                        <w:t xml:space="preserve"> </w:t>
-                      </w:r>
-                      <w:r>
-                        <w:rPr>
-                          <w:b/>
-                          <w:color w:val="FFFFFF"/>
-                          <w:sz w:val="28"/>
-                          <w:szCs w:val="28"/>
-                        </w:rPr>
-                        <w:t xml:space="preserve">-&gt; </w:t>
+                        <w:t xml:space="preserve"> -&gt; </w:t>
                       </w:r>
                       <w:r>
                         <w:rPr>
@@ -3648,6 +3696,18 @@
         </w:rPr>
         <w:t xml:space="preserve"> View personal profile, subscription status, and payment history.</w:t>
       </w:r>
+    </w:p>
+    <w:p>
+      <w:pPr>
+        <w:spacing w:after="85" w:line="265" w:lineRule="auto"/>
+        <w:ind w:left="391" w:right="1078" w:firstLine="0"/>
+        <w:jc w:val="left"/>
+        <w:rPr>
+          <w:rFonts w:ascii="Times New Roman" w:hAnsi="Times New Roman" w:cs="Times New Roman"/>
+          <w:sz w:val="24"/>
+          <w:szCs w:val="24"/>
+        </w:rPr>
+      </w:pPr>
     </w:p>
     <w:p>
       <w:pPr>
@@ -4040,6 +4100,7 @@
           <w:sz w:val="24"/>
           <w:szCs w:val="24"/>
         </w:rPr>
+        <w:lastRenderedPageBreak/>
         <w:t xml:space="preserve">                **[PICTURES]**</w:t>
       </w:r>
     </w:p>
@@ -4065,7 +4126,6 @@
           <w:sz w:val="24"/>
           <w:szCs w:val="24"/>
         </w:rPr>
-        <w:lastRenderedPageBreak/>
         <w:t>Login Page</w:t>
       </w:r>
       <w:r>
@@ -4845,15 +4905,7 @@
           <w:sz w:val="24"/>
           <w:szCs w:val="24"/>
         </w:rPr>
-        <w:t>, its role in the system, and its key responsibilities</w:t>
-      </w:r>
-      <w:r>
-        <w:rPr>
-          <w:rFonts w:ascii="Times New Roman" w:hAnsi="Times New Roman" w:cs="Times New Roman"/>
-          <w:sz w:val="24"/>
-          <w:szCs w:val="24"/>
-        </w:rPr>
-        <w:t>:</w:t>
+        <w:t>, its role in the system, and its key responsibilities:</w:t>
       </w:r>
     </w:p>
     <w:p>
@@ -5774,15 +5826,6 @@
         <w:ind w:left="-120" w:right="-120" w:firstLine="0"/>
         <w:jc w:val="left"/>
       </w:pPr>
-    </w:p>
-    <w:p>
-      <w:pPr>
-        <w:spacing w:after="170"/>
-        <w:ind w:left="-120" w:right="-120" w:firstLine="0"/>
-        <w:jc w:val="left"/>
-      </w:pPr>
-      <w:bookmarkStart w:id="0" w:name="_GoBack"/>
-      <w:bookmarkEnd w:id="0"/>
     </w:p>
     <w:p>
       <w:pPr>
@@ -10455,7 +10498,6 @@
   <w:style w:type="character" w:default="1" w:styleId="DefaultParagraphFont">
     <w:name w:val="Default Paragraph Font"/>
     <w:uiPriority w:val="1"/>
-    <w:semiHidden/>
     <w:unhideWhenUsed/>
   </w:style>
   <w:style w:type="table" w:default="1" w:styleId="TableNormal">
@@ -10569,6 +10611,22 @@
     <w:rsid w:val="00977177"/>
     <w:rPr>
       <w:rFonts w:cs="Times New Roman"/>
+    </w:rPr>
+  </w:style>
+  <w:style w:type="paragraph" w:customStyle="1" w:styleId="Default">
+    <w:name w:val="Default"/>
+    <w:rsid w:val="000B69E8"/>
+    <w:pPr>
+      <w:autoSpaceDE w:val="0"/>
+      <w:autoSpaceDN w:val="0"/>
+      <w:adjustRightInd w:val="0"/>
+      <w:spacing w:after="0" w:line="240" w:lineRule="auto"/>
+    </w:pPr>
+    <w:rPr>
+      <w:rFonts w:ascii="Arial" w:hAnsi="Arial" w:cs="Arial"/>
+      <w:color w:val="000000"/>
+      <w:sz w:val="24"/>
+      <w:szCs w:val="24"/>
     </w:rPr>
   </w:style>
 </w:styles>
